--- a/_translations/ar/11_Оценка/Международная_оценка_проекта.docx
+++ b/_translations/ar/11_Оценка/Международная_оценка_проекта.docx
@@ -59,7 +59,7 @@
         <w:t>تاريخ التقييم:</w:t>
       </w:r>
       <w:r>
-        <w:t xml:space="preserve"> 24.05.2026 (لأغراض التفاوض — pre-money، في مرحلة «MVP + الجانب العميل مكتمل»؛ refactor كامل بعد التدقيق الموحَّد في 24.05.2026). </w:t>
+        <w:t xml:space="preserve"> نهاية مايو 2026 (لأغراض التفاوض — pre-money، في مرحلة «MVP + الجانب العميل مكتمل»). وأُعيد احتساب القسم المالي بتاريخ 07.09.2026. </w:t>
       </w:r>
       <w:r>
         <w:rPr>
@@ -68,7 +68,7 @@
         <w:t>معايير التقييم:</w:t>
       </w:r>
       <w:r>
-        <w:t xml:space="preserve"> IVS 2022 (International Valuation Standards)، ASA Business Valuation Standards، IFRS 13 (القياس بالقيمة العادلة)، 135-FZ (للتطبيق في الاتحاد الروسي). </w:t>
+        <w:t xml:space="preserve"> IVS 2025 (International Valuation Standards)، ASA Business Valuation Standards، IFRS 13 (القياس بالقيمة العادلة)، 135-FZ (للتطبيق في الاتحاد الروسي). </w:t>
       </w:r>
       <w:r>
         <w:rPr>
@@ -96,7 +96,17 @@
         <w:t>_Мастер/Единые_показатели_v2.md</w:t>
       </w:r>
       <w:r>
-        <w:t xml:space="preserve"> (سعر بنك روسيا 14.5%، FX 71.55 ₽/$، ERP RF 8.13%) — Source of Truth وحيد لجميع وثائق المشروع.</w:t>
+        <w:t xml:space="preserve"> (المؤشرات v5: سعر بنك روسيا الرئيس 14.0 %، FX 71.55 ₽/$، ERP RF 8.13 %) — المصدر الوحيد للحقيقة لجميع وثائق المشروع. وتقرير التقييم الرسمي هو </w:t>
+      </w:r>
+      <w:r>
+        <w:rPr>
+          <w:rFonts w:ascii="Consolas" w:hAnsi="Consolas"/>
+          <w:sz w:val="18"/>
+        </w:rPr>
+        <w:t>DPFSR.RU_PRICE/Отчёт_об_оценке_ЦПФСР_2026-05-26</w:t>
+      </w:r>
+      <w:r>
+        <w:t>؛ وكلاهما ناتج عن آلة حسابية واحدة.</w:t>
       </w:r>
     </w:p>
     <w:p>
@@ -272,7 +282,7 @@
               <w:rPr>
                 <w:sz w:val="17"/>
               </w:rPr>
-              <w:t>35 %</w:t>
+              <w:t>35%</w:t>
             </w:r>
           </w:p>
         </w:tc>
@@ -329,7 +339,7 @@
               <w:rPr>
                 <w:sz w:val="17"/>
               </w:rPr>
-              <w:t>33.8 مليار ₽</w:t>
+              <w:t>27.2 مليار ₽</w:t>
             </w:r>
           </w:p>
         </w:tc>
@@ -347,7 +357,7 @@
               <w:rPr>
                 <w:sz w:val="17"/>
               </w:rPr>
-              <w:t>30 %</w:t>
+              <w:t>30%</w:t>
             </w:r>
           </w:p>
         </w:tc>
@@ -404,7 +414,7 @@
               <w:rPr>
                 <w:sz w:val="17"/>
               </w:rPr>
-              <w:t>3.1 مليار ₽</w:t>
+              <w:t>2.5 مليار ₽</w:t>
             </w:r>
           </w:p>
         </w:tc>
@@ -422,7 +432,7 @@
               <w:rPr>
                 <w:sz w:val="17"/>
               </w:rPr>
-              <w:t>25 %</w:t>
+              <w:t>25%</w:t>
             </w:r>
           </w:p>
         </w:tc>
@@ -461,7 +471,7 @@
               <w:rPr>
                 <w:sz w:val="17"/>
               </w:rPr>
-              <w:t>18 مليون $</w:t>
+              <w:t>20 مليون $</w:t>
             </w:r>
           </w:p>
         </w:tc>
@@ -479,7 +489,7 @@
               <w:rPr>
                 <w:sz w:val="17"/>
               </w:rPr>
-              <w:t>1.6 مليار ₽</w:t>
+              <w:t>1.43 مليار ₽</w:t>
             </w:r>
           </w:p>
         </w:tc>
@@ -497,7 +507,7 @@
               <w:rPr>
                 <w:sz w:val="17"/>
               </w:rPr>
-              <w:t>10 %</w:t>
+              <w:t>10%</w:t>
             </w:r>
           </w:p>
         </w:tc>
@@ -1236,7 +1246,7 @@
               <w:rPr>
                 <w:sz w:val="17"/>
               </w:rPr>
-              <w:t>54.6 %</w:t>
+              <w:t>54.6%</w:t>
             </w:r>
           </w:p>
         </w:tc>
@@ -1364,7 +1374,7 @@
               <w:rPr>
                 <w:sz w:val="17"/>
               </w:rPr>
-              <w:t>67.5 %</w:t>
+              <w:t>67.5%</w:t>
             </w:r>
           </w:p>
         </w:tc>
@@ -1492,7 +1502,7 @@
               <w:rPr>
                 <w:sz w:val="17"/>
               </w:rPr>
-              <w:t>72.3 %</w:t>
+              <w:t>72.3%</w:t>
             </w:r>
           </w:p>
         </w:tc>
@@ -1620,7 +1630,7 @@
               <w:rPr>
                 <w:sz w:val="17"/>
               </w:rPr>
-              <w:t>73.5 %</w:t>
+              <w:t>73.5%</w:t>
             </w:r>
           </w:p>
         </w:tc>
@@ -1748,7 +1758,7 @@
               <w:rPr>
                 <w:sz w:val="17"/>
               </w:rPr>
-              <w:t>74.1 %</w:t>
+              <w:t>74.1%</w:t>
             </w:r>
           </w:p>
         </w:tc>
@@ -1876,7 +1886,7 @@
               <w:rPr>
                 <w:sz w:val="17"/>
               </w:rPr>
-              <w:t>74.6 %</w:t>
+              <w:t>74.6%</w:t>
             </w:r>
           </w:p>
         </w:tc>
@@ -2004,7 +2014,7 @@
               <w:rPr>
                 <w:sz w:val="17"/>
               </w:rPr>
-              <w:t>74.9 %</w:t>
+              <w:t>74.9%</w:t>
             </w:r>
           </w:p>
         </w:tc>
@@ -2132,7 +2142,7 @@
               <w:rPr>
                 <w:sz w:val="17"/>
               </w:rPr>
-              <w:t>75.1 %</w:t>
+              <w:t>75.1%</w:t>
             </w:r>
           </w:p>
         </w:tc>
@@ -2519,7 +2529,7 @@
               <w:rPr>
                 <w:sz w:val="17"/>
               </w:rPr>
-              <w:t>1.5 %</w:t>
+              <w:t>2.5%</w:t>
             </w:r>
           </w:p>
         </w:tc>
@@ -2557,7 +2567,7 @@
               <w:rPr>
                 <w:sz w:val="17"/>
               </w:rPr>
-              <w:t>2.5 %</w:t>
+              <w:t>3.0%</w:t>
             </w:r>
           </w:p>
         </w:tc>
@@ -2872,7 +2882,7 @@
                 <w:b/>
                 <w:sz w:val="17"/>
               </w:rPr>
-              <w:t>63.0</w:t>
+              <w:t>62.97</w:t>
             </w:r>
           </w:p>
         </w:tc>
@@ -5009,7 +5019,7 @@
               <w:rPr>
                 <w:sz w:val="17"/>
               </w:rPr>
-              <w:t>240</w:t>
+              <w:t>355</w:t>
             </w:r>
           </w:p>
         </w:tc>
@@ -5027,7 +5037,7 @@
               <w:rPr>
                 <w:sz w:val="17"/>
               </w:rPr>
-              <w:t>35 %</w:t>
+              <w:t>35%</w:t>
             </w:r>
           </w:p>
         </w:tc>
@@ -5045,7 +5055,7 @@
               <w:rPr>
                 <w:sz w:val="17"/>
               </w:rPr>
-              <w:t>84</w:t>
+              <w:t>124.25</w:t>
             </w:r>
           </w:p>
         </w:tc>
@@ -5101,7 +5111,7 @@
               <w:rPr>
                 <w:sz w:val="17"/>
               </w:rPr>
-              <w:t>30 %</w:t>
+              <w:t>30%</w:t>
             </w:r>
           </w:p>
         </w:tc>
@@ -5175,7 +5185,7 @@
               <w:rPr>
                 <w:sz w:val="17"/>
               </w:rPr>
-              <w:t>25 %</w:t>
+              <w:t>25%</w:t>
             </w:r>
           </w:p>
         </w:tc>
@@ -5231,7 +5241,7 @@
               <w:rPr>
                 <w:sz w:val="17"/>
               </w:rPr>
-              <w:t>18</w:t>
+              <w:t>20</w:t>
             </w:r>
           </w:p>
         </w:tc>
@@ -5249,7 +5259,7 @@
               <w:rPr>
                 <w:sz w:val="17"/>
               </w:rPr>
-              <w:t>10 %</w:t>
+              <w:t>10%</w:t>
             </w:r>
           </w:p>
         </w:tc>
@@ -5267,7 +5277,7 @@
               <w:rPr>
                 <w:sz w:val="17"/>
               </w:rPr>
-              <w:t>1.8</w:t>
+              <w:t>2.0</w:t>
             </w:r>
           </w:p>
         </w:tc>
@@ -5887,7 +5897,865 @@
         <w:pStyle w:val="Heading3"/>
       </w:pPr>
       <w:r>
-        <w:t>8.1. تجاه WACC (DCF)</w:t>
+        <w:t>8.1. حساسية لمعدل الخصم (حصة السنة العاشرة 18 %)</w:t>
+      </w:r>
+    </w:p>
+    <w:tbl>
+      <w:tblPr>
+        <w:tblStyle w:val="TableGrid"/>
+        <w:tblW w:type="auto" w:w="0"/>
+        <w:jc w:val="center"/>
+        <w:tblLook w:firstColumn="1" w:firstRow="1" w:lastColumn="0" w:lastRow="0" w:noHBand="0" w:noVBand="1" w:val="04A0"/>
+      </w:tblPr>
+      <w:tblGrid>
+        <w:gridCol w:w="2160"/>
+        <w:gridCol w:w="2160"/>
+        <w:gridCol w:w="2160"/>
+        <w:gridCol w:w="2160"/>
+      </w:tblGrid>
+      <w:tr>
+        <w:tc>
+          <w:tcPr>
+            <w:tcW w:type="dxa" w:w="2160"/>
+          </w:tcPr>
+          <w:p>
+            <w:r>
+              <w:rPr>
+                <w:b/>
+                <w:sz w:val="17"/>
+              </w:rPr>
+            </w:r>
+            <w:r>
+              <w:rPr>
+                <w:b/>
+                <w:sz w:val="17"/>
+              </w:rPr>
+              <w:t>المعدل</w:t>
+            </w:r>
+          </w:p>
+        </w:tc>
+        <w:tc>
+          <w:tcPr>
+            <w:tcW w:type="dxa" w:w="2160"/>
+          </w:tcPr>
+          <w:p>
+            <w:r>
+              <w:rPr>
+                <w:b/>
+                <w:sz w:val="17"/>
+              </w:rPr>
+            </w:r>
+            <w:r>
+              <w:rPr>
+                <w:b/>
+                <w:sz w:val="17"/>
+              </w:rPr>
+              <w:t>قيمة المشروع، مليار ₽</w:t>
+            </w:r>
+          </w:p>
+        </w:tc>
+        <w:tc>
+          <w:tcPr>
+            <w:tcW w:type="dxa" w:w="2160"/>
+          </w:tcPr>
+          <w:p>
+            <w:r>
+              <w:rPr>
+                <w:b/>
+                <w:sz w:val="17"/>
+              </w:rPr>
+            </w:r>
+            <w:r>
+              <w:rPr>
+                <w:b/>
+                <w:sz w:val="17"/>
+              </w:rPr>
+              <w:t>قيمة الدخول بمدخل الدخل، مليار ₽</w:t>
+            </w:r>
+          </w:p>
+        </w:tc>
+        <w:tc>
+          <w:tcPr>
+            <w:tcW w:type="dxa" w:w="2160"/>
+          </w:tcPr>
+          <w:p>
+            <w:r>
+              <w:rPr>
+                <w:b/>
+                <w:sz w:val="17"/>
+              </w:rPr>
+            </w:r>
+            <w:r>
+              <w:rPr>
+                <w:b/>
+                <w:sz w:val="17"/>
+              </w:rPr>
+              <w:t>المكافئ، مليون $</w:t>
+            </w:r>
+          </w:p>
+        </w:tc>
+      </w:tr>
+      <w:tr>
+        <w:tc>
+          <w:tcPr>
+            <w:tcW w:type="dxa" w:w="2160"/>
+          </w:tcPr>
+          <w:p>
+            <w:r>
+              <w:rPr>
+                <w:sz w:val="17"/>
+              </w:rPr>
+            </w:r>
+            <w:r>
+              <w:rPr>
+                <w:sz w:val="17"/>
+              </w:rPr>
+              <w:t>26.5%</w:t>
+            </w:r>
+          </w:p>
+        </w:tc>
+        <w:tc>
+          <w:tcPr>
+            <w:tcW w:type="dxa" w:w="2160"/>
+          </w:tcPr>
+          <w:p>
+            <w:r>
+              <w:rPr>
+                <w:sz w:val="17"/>
+              </w:rPr>
+            </w:r>
+            <w:r>
+              <w:rPr>
+                <w:sz w:val="17"/>
+              </w:rPr>
+              <w:t>81.27</w:t>
+            </w:r>
+          </w:p>
+        </w:tc>
+        <w:tc>
+          <w:tcPr>
+            <w:tcW w:type="dxa" w:w="2160"/>
+          </w:tcPr>
+          <w:p>
+            <w:r>
+              <w:rPr>
+                <w:sz w:val="17"/>
+              </w:rPr>
+            </w:r>
+            <w:r>
+              <w:rPr>
+                <w:sz w:val="17"/>
+              </w:rPr>
+              <w:t>32.51</w:t>
+            </w:r>
+          </w:p>
+        </w:tc>
+        <w:tc>
+          <w:tcPr>
+            <w:tcW w:type="dxa" w:w="2160"/>
+          </w:tcPr>
+          <w:p>
+            <w:r>
+              <w:rPr>
+                <w:sz w:val="17"/>
+              </w:rPr>
+            </w:r>
+            <w:r>
+              <w:rPr>
+                <w:sz w:val="17"/>
+              </w:rPr>
+              <w:t>454</w:t>
+            </w:r>
+          </w:p>
+        </w:tc>
+      </w:tr>
+      <w:tr>
+        <w:tc>
+          <w:tcPr>
+            <w:tcW w:type="dxa" w:w="2160"/>
+          </w:tcPr>
+          <w:p>
+            <w:r>
+              <w:rPr>
+                <w:sz w:val="17"/>
+              </w:rPr>
+            </w:r>
+            <w:r>
+              <w:rPr>
+                <w:sz w:val="17"/>
+              </w:rPr>
+              <w:t>28.0%</w:t>
+            </w:r>
+          </w:p>
+        </w:tc>
+        <w:tc>
+          <w:tcPr>
+            <w:tcW w:type="dxa" w:w="2160"/>
+          </w:tcPr>
+          <w:p>
+            <w:r>
+              <w:rPr>
+                <w:sz w:val="17"/>
+              </w:rPr>
+            </w:r>
+            <w:r>
+              <w:rPr>
+                <w:sz w:val="17"/>
+              </w:rPr>
+              <w:t>71.58</w:t>
+            </w:r>
+          </w:p>
+        </w:tc>
+        <w:tc>
+          <w:tcPr>
+            <w:tcW w:type="dxa" w:w="2160"/>
+          </w:tcPr>
+          <w:p>
+            <w:r>
+              <w:rPr>
+                <w:sz w:val="17"/>
+              </w:rPr>
+            </w:r>
+            <w:r>
+              <w:rPr>
+                <w:sz w:val="17"/>
+              </w:rPr>
+              <w:t>28.63</w:t>
+            </w:r>
+          </w:p>
+        </w:tc>
+        <w:tc>
+          <w:tcPr>
+            <w:tcW w:type="dxa" w:w="2160"/>
+          </w:tcPr>
+          <w:p>
+            <w:r>
+              <w:rPr>
+                <w:sz w:val="17"/>
+              </w:rPr>
+            </w:r>
+            <w:r>
+              <w:rPr>
+                <w:sz w:val="17"/>
+              </w:rPr>
+              <w:t>400</w:t>
+            </w:r>
+          </w:p>
+        </w:tc>
+      </w:tr>
+      <w:tr>
+        <w:tc>
+          <w:tcPr>
+            <w:tcW w:type="dxa" w:w="2160"/>
+          </w:tcPr>
+          <w:p>
+            <w:r>
+              <w:rPr>
+                <w:sz w:val="17"/>
+              </w:rPr>
+            </w:r>
+            <w:r>
+              <w:rPr>
+                <w:b/>
+                <w:sz w:val="17"/>
+              </w:rPr>
+              <w:t>29.58 % (الأساس)</w:t>
+            </w:r>
+          </w:p>
+        </w:tc>
+        <w:tc>
+          <w:tcPr>
+            <w:tcW w:type="dxa" w:w="2160"/>
+          </w:tcPr>
+          <w:p>
+            <w:r>
+              <w:rPr>
+                <w:sz w:val="17"/>
+              </w:rPr>
+            </w:r>
+            <w:r>
+              <w:rPr>
+                <w:b/>
+                <w:sz w:val="17"/>
+              </w:rPr>
+              <w:t>62.97</w:t>
+            </w:r>
+          </w:p>
+        </w:tc>
+        <w:tc>
+          <w:tcPr>
+            <w:tcW w:type="dxa" w:w="2160"/>
+          </w:tcPr>
+          <w:p>
+            <w:r>
+              <w:rPr>
+                <w:sz w:val="17"/>
+              </w:rPr>
+            </w:r>
+            <w:r>
+              <w:rPr>
+                <w:b/>
+                <w:sz w:val="17"/>
+              </w:rPr>
+              <w:t>25.19</w:t>
+            </w:r>
+          </w:p>
+        </w:tc>
+        <w:tc>
+          <w:tcPr>
+            <w:tcW w:type="dxa" w:w="2160"/>
+          </w:tcPr>
+          <w:p>
+            <w:r>
+              <w:rPr>
+                <w:sz w:val="17"/>
+              </w:rPr>
+            </w:r>
+            <w:r>
+              <w:rPr>
+                <w:b/>
+                <w:sz w:val="17"/>
+              </w:rPr>
+              <w:t>352</w:t>
+            </w:r>
+          </w:p>
+        </w:tc>
+      </w:tr>
+      <w:tr>
+        <w:tc>
+          <w:tcPr>
+            <w:tcW w:type="dxa" w:w="2160"/>
+          </w:tcPr>
+          <w:p>
+            <w:r>
+              <w:rPr>
+                <w:sz w:val="17"/>
+              </w:rPr>
+            </w:r>
+            <w:r>
+              <w:rPr>
+                <w:sz w:val="17"/>
+              </w:rPr>
+              <w:t>31.0%</w:t>
+            </w:r>
+          </w:p>
+        </w:tc>
+        <w:tc>
+          <w:tcPr>
+            <w:tcW w:type="dxa" w:w="2160"/>
+          </w:tcPr>
+          <w:p>
+            <w:r>
+              <w:rPr>
+                <w:sz w:val="17"/>
+              </w:rPr>
+            </w:r>
+            <w:r>
+              <w:rPr>
+                <w:sz w:val="17"/>
+              </w:rPr>
+              <w:t>56.35</w:t>
+            </w:r>
+          </w:p>
+        </w:tc>
+        <w:tc>
+          <w:tcPr>
+            <w:tcW w:type="dxa" w:w="2160"/>
+          </w:tcPr>
+          <w:p>
+            <w:r>
+              <w:rPr>
+                <w:sz w:val="17"/>
+              </w:rPr>
+            </w:r>
+            <w:r>
+              <w:rPr>
+                <w:sz w:val="17"/>
+              </w:rPr>
+              <w:t>22.54</w:t>
+            </w:r>
+          </w:p>
+        </w:tc>
+        <w:tc>
+          <w:tcPr>
+            <w:tcW w:type="dxa" w:w="2160"/>
+          </w:tcPr>
+          <w:p>
+            <w:r>
+              <w:rPr>
+                <w:sz w:val="17"/>
+              </w:rPr>
+            </w:r>
+            <w:r>
+              <w:rPr>
+                <w:sz w:val="17"/>
+              </w:rPr>
+              <w:t>315</w:t>
+            </w:r>
+          </w:p>
+        </w:tc>
+      </w:tr>
+      <w:tr>
+        <w:tc>
+          <w:tcPr>
+            <w:tcW w:type="dxa" w:w="2160"/>
+          </w:tcPr>
+          <w:p>
+            <w:r>
+              <w:rPr>
+                <w:sz w:val="17"/>
+              </w:rPr>
+            </w:r>
+            <w:r>
+              <w:rPr>
+                <w:sz w:val="17"/>
+              </w:rPr>
+              <w:t>33.0%</w:t>
+            </w:r>
+          </w:p>
+        </w:tc>
+        <w:tc>
+          <w:tcPr>
+            <w:tcW w:type="dxa" w:w="2160"/>
+          </w:tcPr>
+          <w:p>
+            <w:r>
+              <w:rPr>
+                <w:sz w:val="17"/>
+              </w:rPr>
+            </w:r>
+            <w:r>
+              <w:rPr>
+                <w:sz w:val="17"/>
+              </w:rPr>
+              <w:t>48.50</w:t>
+            </w:r>
+          </w:p>
+        </w:tc>
+        <w:tc>
+          <w:tcPr>
+            <w:tcW w:type="dxa" w:w="2160"/>
+          </w:tcPr>
+          <w:p>
+            <w:r>
+              <w:rPr>
+                <w:sz w:val="17"/>
+              </w:rPr>
+            </w:r>
+            <w:r>
+              <w:rPr>
+                <w:sz w:val="17"/>
+              </w:rPr>
+              <w:t>19.40</w:t>
+            </w:r>
+          </w:p>
+        </w:tc>
+        <w:tc>
+          <w:tcPr>
+            <w:tcW w:type="dxa" w:w="2160"/>
+          </w:tcPr>
+          <w:p>
+            <w:r>
+              <w:rPr>
+                <w:sz w:val="17"/>
+              </w:rPr>
+            </w:r>
+            <w:r>
+              <w:rPr>
+                <w:sz w:val="17"/>
+              </w:rPr>
+              <w:t>271</w:t>
+            </w:r>
+          </w:p>
+        </w:tc>
+      </w:tr>
+    </w:tbl>
+    <w:p/>
+    <w:p>
+      <w:pPr>
+        <w:pStyle w:val="Heading3"/>
+      </w:pPr>
+      <w:r>
+        <w:t>8.2. حساسية للحصة السوقية (قاعدة الضمانات 25 تريليون ₽ لعام 2025، بفهرسة 4 % سنويًّا)</w:t>
+      </w:r>
+    </w:p>
+    <w:tbl>
+      <w:tblPr>
+        <w:tblStyle w:val="TableGrid"/>
+        <w:tblW w:type="auto" w:w="0"/>
+        <w:jc w:val="center"/>
+        <w:tblLook w:firstColumn="1" w:firstRow="1" w:lastColumn="0" w:lastRow="0" w:noHBand="0" w:noVBand="1" w:val="04A0"/>
+      </w:tblPr>
+      <w:tblGrid>
+        <w:gridCol w:w="2880"/>
+        <w:gridCol w:w="2880"/>
+        <w:gridCol w:w="2880"/>
+      </w:tblGrid>
+      <w:tr>
+        <w:tc>
+          <w:tcPr>
+            <w:tcW w:type="dxa" w:w="2880"/>
+          </w:tcPr>
+          <w:p>
+            <w:r>
+              <w:rPr>
+                <w:b/>
+                <w:sz w:val="17"/>
+              </w:rPr>
+            </w:r>
+            <w:r>
+              <w:rPr>
+                <w:b/>
+                <w:sz w:val="17"/>
+              </w:rPr>
+              <w:t>حصة السنة العاشرة</w:t>
+            </w:r>
+          </w:p>
+        </w:tc>
+        <w:tc>
+          <w:tcPr>
+            <w:tcW w:type="dxa" w:w="2880"/>
+          </w:tcPr>
+          <w:p>
+            <w:r>
+              <w:rPr>
+                <w:b/>
+                <w:sz w:val="17"/>
+              </w:rPr>
+            </w:r>
+            <w:r>
+              <w:rPr>
+                <w:b/>
+                <w:sz w:val="17"/>
+              </w:rPr>
+              <w:t>قيمة المشروع، مليار ₽</w:t>
+            </w:r>
+          </w:p>
+        </w:tc>
+        <w:tc>
+          <w:tcPr>
+            <w:tcW w:type="dxa" w:w="2880"/>
+          </w:tcPr>
+          <w:p>
+            <w:r>
+              <w:rPr>
+                <w:b/>
+                <w:sz w:val="17"/>
+              </w:rPr>
+            </w:r>
+            <w:r>
+              <w:rPr>
+                <w:b/>
+                <w:sz w:val="17"/>
+              </w:rPr>
+              <w:t>قيمة الدخول بمدخل الدخل، مليون $</w:t>
+            </w:r>
+          </w:p>
+        </w:tc>
+      </w:tr>
+      <w:tr>
+        <w:tc>
+          <w:tcPr>
+            <w:tcW w:type="dxa" w:w="2880"/>
+          </w:tcPr>
+          <w:p>
+            <w:r>
+              <w:rPr>
+                <w:sz w:val="17"/>
+              </w:rPr>
+            </w:r>
+            <w:r>
+              <w:rPr>
+                <w:sz w:val="17"/>
+              </w:rPr>
+              <w:t>9.0%</w:t>
+            </w:r>
+          </w:p>
+        </w:tc>
+        <w:tc>
+          <w:tcPr>
+            <w:tcW w:type="dxa" w:w="2880"/>
+          </w:tcPr>
+          <w:p>
+            <w:r>
+              <w:rPr>
+                <w:sz w:val="17"/>
+              </w:rPr>
+            </w:r>
+            <w:r>
+              <w:rPr>
+                <w:sz w:val="17"/>
+              </w:rPr>
+              <w:t>27.87</w:t>
+            </w:r>
+          </w:p>
+        </w:tc>
+        <w:tc>
+          <w:tcPr>
+            <w:tcW w:type="dxa" w:w="2880"/>
+          </w:tcPr>
+          <w:p>
+            <w:r>
+              <w:rPr>
+                <w:sz w:val="17"/>
+              </w:rPr>
+            </w:r>
+            <w:r>
+              <w:rPr>
+                <w:sz w:val="17"/>
+              </w:rPr>
+              <w:t>156</w:t>
+            </w:r>
+          </w:p>
+        </w:tc>
+      </w:tr>
+      <w:tr>
+        <w:tc>
+          <w:tcPr>
+            <w:tcW w:type="dxa" w:w="2880"/>
+          </w:tcPr>
+          <w:p>
+            <w:r>
+              <w:rPr>
+                <w:sz w:val="17"/>
+              </w:rPr>
+            </w:r>
+            <w:r>
+              <w:rPr>
+                <w:sz w:val="17"/>
+              </w:rPr>
+              <w:t>13.5%</w:t>
+            </w:r>
+          </w:p>
+        </w:tc>
+        <w:tc>
+          <w:tcPr>
+            <w:tcW w:type="dxa" w:w="2880"/>
+          </w:tcPr>
+          <w:p>
+            <w:r>
+              <w:rPr>
+                <w:sz w:val="17"/>
+              </w:rPr>
+            </w:r>
+            <w:r>
+              <w:rPr>
+                <w:sz w:val="17"/>
+              </w:rPr>
+              <w:t>45.43</w:t>
+            </w:r>
+          </w:p>
+        </w:tc>
+        <w:tc>
+          <w:tcPr>
+            <w:tcW w:type="dxa" w:w="2880"/>
+          </w:tcPr>
+          <w:p>
+            <w:r>
+              <w:rPr>
+                <w:sz w:val="17"/>
+              </w:rPr>
+            </w:r>
+            <w:r>
+              <w:rPr>
+                <w:sz w:val="17"/>
+              </w:rPr>
+              <w:t>254</w:t>
+            </w:r>
+          </w:p>
+        </w:tc>
+      </w:tr>
+      <w:tr>
+        <w:tc>
+          <w:tcPr>
+            <w:tcW w:type="dxa" w:w="2880"/>
+          </w:tcPr>
+          <w:p>
+            <w:r>
+              <w:rPr>
+                <w:sz w:val="17"/>
+              </w:rPr>
+            </w:r>
+            <w:r>
+              <w:rPr>
+                <w:b/>
+                <w:sz w:val="17"/>
+              </w:rPr>
+              <w:t>18.0 % (الأساس)</w:t>
+            </w:r>
+          </w:p>
+        </w:tc>
+        <w:tc>
+          <w:tcPr>
+            <w:tcW w:type="dxa" w:w="2880"/>
+          </w:tcPr>
+          <w:p>
+            <w:r>
+              <w:rPr>
+                <w:sz w:val="17"/>
+              </w:rPr>
+            </w:r>
+            <w:r>
+              <w:rPr>
+                <w:b/>
+                <w:sz w:val="17"/>
+              </w:rPr>
+              <w:t>62.97</w:t>
+            </w:r>
+          </w:p>
+        </w:tc>
+        <w:tc>
+          <w:tcPr>
+            <w:tcW w:type="dxa" w:w="2880"/>
+          </w:tcPr>
+          <w:p>
+            <w:r>
+              <w:rPr>
+                <w:sz w:val="17"/>
+              </w:rPr>
+            </w:r>
+            <w:r>
+              <w:rPr>
+                <w:b/>
+                <w:sz w:val="17"/>
+              </w:rPr>
+              <w:t>352</w:t>
+            </w:r>
+          </w:p>
+        </w:tc>
+      </w:tr>
+      <w:tr>
+        <w:tc>
+          <w:tcPr>
+            <w:tcW w:type="dxa" w:w="2880"/>
+          </w:tcPr>
+          <w:p>
+            <w:r>
+              <w:rPr>
+                <w:sz w:val="17"/>
+              </w:rPr>
+            </w:r>
+            <w:r>
+              <w:rPr>
+                <w:sz w:val="17"/>
+              </w:rPr>
+              <w:t>22.5%</w:t>
+            </w:r>
+          </w:p>
+        </w:tc>
+        <w:tc>
+          <w:tcPr>
+            <w:tcW w:type="dxa" w:w="2880"/>
+          </w:tcPr>
+          <w:p>
+            <w:r>
+              <w:rPr>
+                <w:sz w:val="17"/>
+              </w:rPr>
+            </w:r>
+            <w:r>
+              <w:rPr>
+                <w:sz w:val="17"/>
+              </w:rPr>
+              <w:t>80.50</w:t>
+            </w:r>
+          </w:p>
+        </w:tc>
+        <w:tc>
+          <w:tcPr>
+            <w:tcW w:type="dxa" w:w="2880"/>
+          </w:tcPr>
+          <w:p>
+            <w:r>
+              <w:rPr>
+                <w:sz w:val="17"/>
+              </w:rPr>
+            </w:r>
+            <w:r>
+              <w:rPr>
+                <w:sz w:val="17"/>
+              </w:rPr>
+              <w:t>450</w:t>
+            </w:r>
+          </w:p>
+        </w:tc>
+      </w:tr>
+      <w:tr>
+        <w:tc>
+          <w:tcPr>
+            <w:tcW w:type="dxa" w:w="2880"/>
+          </w:tcPr>
+          <w:p>
+            <w:r>
+              <w:rPr>
+                <w:sz w:val="17"/>
+              </w:rPr>
+            </w:r>
+            <w:r>
+              <w:rPr>
+                <w:sz w:val="17"/>
+              </w:rPr>
+              <w:t>27.0%</w:t>
+            </w:r>
+          </w:p>
+        </w:tc>
+        <w:tc>
+          <w:tcPr>
+            <w:tcW w:type="dxa" w:w="2880"/>
+          </w:tcPr>
+          <w:p>
+            <w:r>
+              <w:rPr>
+                <w:sz w:val="17"/>
+              </w:rPr>
+            </w:r>
+            <w:r>
+              <w:rPr>
+                <w:sz w:val="17"/>
+              </w:rPr>
+              <w:t>98.03</w:t>
+            </w:r>
+          </w:p>
+        </w:tc>
+        <w:tc>
+          <w:tcPr>
+            <w:tcW w:type="dxa" w:w="2880"/>
+          </w:tcPr>
+          <w:p>
+            <w:r>
+              <w:rPr>
+                <w:sz w:val="17"/>
+              </w:rPr>
+            </w:r>
+            <w:r>
+              <w:rPr>
+                <w:sz w:val="17"/>
+              </w:rPr>
+              <w:t>548</w:t>
+            </w:r>
+          </w:p>
+        </w:tc>
+      </w:tr>
+    </w:tbl>
+    <w:p/>
+    <w:p>
+      <w:pPr>
+        <w:ind w:left="360"/>
+      </w:pPr>
+      <w:r>
+        <w:rPr>
+          <w:i/>
+          <w:color w:val="444444"/>
+        </w:rPr>
+        <w:t>أمّا قيمة الدخول المرجَّحة على أربعة مداخل فتتحرّك على نحو مختلف حسب السيناريو: المحافظ (حصة 7 %) — 164 مليون $، والأساسي (18 %) — 248 مليون $، والمتفائل (25 %) — 301 مليون $. والنطاق مضغوط لأن المدخل المقارن لا يُعاد احتسابه حسب السيناريوهات.</w:t>
+      </w:r>
+    </w:p>
+    <w:p>
+      <w:pPr>
+        <w:pStyle w:val="Heading3"/>
+      </w:pPr>
+      <w:r>
+        <w:t>8.3. حساسية لسعر الصرف USD/RUB (القاعدة بالروبل 17.74 مليار ₽)</w:t>
       </w:r>
     </w:p>
     <w:tbl>
@@ -5918,7 +6786,7 @@
                 <w:b/>
                 <w:sz w:val="17"/>
               </w:rPr>
-              <w:t>WACC</w:t>
+              <w:t>USD/RUB</w:t>
             </w:r>
           </w:p>
         </w:tc>
@@ -5938,7 +6806,7 @@
                 <w:b/>
                 <w:sz w:val="17"/>
               </w:rPr>
-              <w:t>Pre-money DCF، مليون $</w:t>
+              <w:t>قيمة الدخول، مليون $</w:t>
             </w:r>
           </w:p>
         </w:tc>
@@ -5958,7 +6826,7 @@
               <w:rPr>
                 <w:sz w:val="17"/>
               </w:rPr>
-              <w:t>25 %</w:t>
+              <w:t>65.00</w:t>
             </w:r>
           </w:p>
         </w:tc>
@@ -5976,7 +6844,7 @@
               <w:rPr>
                 <w:sz w:val="17"/>
               </w:rPr>
-              <w:t>340</w:t>
+              <w:t>273</w:t>
             </w:r>
           </w:p>
         </w:tc>
@@ -5996,7 +6864,7 @@
               <w:rPr>
                 <w:sz w:val="17"/>
               </w:rPr>
-              <w:t>28 %</w:t>
+              <w:t>68.00</w:t>
             </w:r>
           </w:p>
         </w:tc>
@@ -6014,7 +6882,7 @@
               <w:rPr>
                 <w:sz w:val="17"/>
               </w:rPr>
-              <w:t>285</w:t>
+              <w:t>261</w:t>
             </w:r>
           </w:p>
         </w:tc>
@@ -6035,7 +6903,7 @@
                 <w:b/>
                 <w:sz w:val="17"/>
               </w:rPr>
-              <w:t>30 % (base)</w:t>
+              <w:t>71.55 (الأساس)</w:t>
             </w:r>
           </w:p>
         </w:tc>
@@ -6054,7 +6922,7 @@
                 <w:b/>
                 <w:sz w:val="17"/>
               </w:rPr>
-              <w:t>240</w:t>
+              <w:t>248</w:t>
             </w:r>
           </w:p>
         </w:tc>
@@ -6074,7 +6942,7 @@
               <w:rPr>
                 <w:sz w:val="17"/>
               </w:rPr>
-              <w:t>32 %</w:t>
+              <w:t>75.00</w:t>
             </w:r>
           </w:p>
         </w:tc>
@@ -6092,7 +6960,7 @@
               <w:rPr>
                 <w:sz w:val="17"/>
               </w:rPr>
-              <w:t>205</w:t>
+              <w:t>237</w:t>
             </w:r>
           </w:p>
         </w:tc>
@@ -6112,7 +6980,7 @@
               <w:rPr>
                 <w:sz w:val="17"/>
               </w:rPr>
-              <w:t>35 %</w:t>
+              <w:t>80.00</w:t>
             </w:r>
           </w:p>
         </w:tc>
@@ -6130,70 +6998,7 @@
               <w:rPr>
                 <w:sz w:val="17"/>
               </w:rPr>
-              <w:t>165</w:t>
-            </w:r>
-          </w:p>
-        </w:tc>
-      </w:tr>
-    </w:tbl>
-    <w:p/>
-    <w:p>
-      <w:pPr>
-        <w:pStyle w:val="Heading3"/>
-      </w:pPr>
-      <w:r>
-        <w:t>8.2. تجاه حصة السوق (% من 25.5 تريليون ₽ من قاعدة الضمانات)</w:t>
-      </w:r>
-    </w:p>
-    <w:tbl>
-      <w:tblPr>
-        <w:tblStyle w:val="TableGrid"/>
-        <w:tblW w:type="auto" w:w="0"/>
-        <w:jc w:val="center"/>
-        <w:tblLook w:firstColumn="1" w:firstRow="1" w:lastColumn="0" w:lastRow="0" w:noHBand="0" w:noVBand="1" w:val="04A0"/>
-      </w:tblPr>
-      <w:tblGrid>
-        <w:gridCol w:w="4320"/>
-        <w:gridCol w:w="4320"/>
-      </w:tblGrid>
-      <w:tr>
-        <w:tc>
-          <w:tcPr>
-            <w:tcW w:type="dxa" w:w="4320"/>
-          </w:tcPr>
-          <w:p>
-            <w:r>
-              <w:rPr>
-                <w:b/>
-                <w:sz w:val="17"/>
-              </w:rPr>
-            </w:r>
-            <w:r>
-              <w:rPr>
-                <w:b/>
-                <w:sz w:val="17"/>
-              </w:rPr>
-              <w:t>حصة السنة 10</w:t>
-            </w:r>
-          </w:p>
-        </w:tc>
-        <w:tc>
-          <w:tcPr>
-            <w:tcW w:type="dxa" w:w="4320"/>
-          </w:tcPr>
-          <w:p>
-            <w:r>
-              <w:rPr>
-                <w:b/>
-                <w:sz w:val="17"/>
-              </w:rPr>
-            </w:r>
-            <w:r>
-              <w:rPr>
-                <w:b/>
-                <w:sz w:val="17"/>
-              </w:rPr>
-              <w:t>Pre-money Reasoned، مليون $</w:t>
+              <w:t>222</w:t>
             </w:r>
           </w:p>
         </w:tc>
@@ -6213,7 +7018,7 @@
               <w:rPr>
                 <w:sz w:val="17"/>
               </w:rPr>
-              <w:t>10 % (محافظ)</w:t>
+              <w:t>89.00</w:t>
             </w:r>
           </w:p>
         </w:tc>
@@ -6231,563 +7036,7 @@
               <w:rPr>
                 <w:sz w:val="17"/>
               </w:rPr>
-              <w:t>52</w:t>
-            </w:r>
-          </w:p>
-        </w:tc>
-      </w:tr>
-      <w:tr>
-        <w:tc>
-          <w:tcPr>
-            <w:tcW w:type="dxa" w:w="4320"/>
-          </w:tcPr>
-          <w:p>
-            <w:r>
-              <w:rPr>
-                <w:sz w:val="17"/>
-              </w:rPr>
-            </w:r>
-            <w:r>
-              <w:rPr>
-                <w:sz w:val="17"/>
-              </w:rPr>
-              <w:t>18 % (Base)</w:t>
-            </w:r>
-          </w:p>
-        </w:tc>
-        <w:tc>
-          <w:tcPr>
-            <w:tcW w:type="dxa" w:w="4320"/>
-          </w:tcPr>
-          <w:p>
-            <w:r>
-              <w:rPr>
-                <w:sz w:val="17"/>
-              </w:rPr>
-            </w:r>
-            <w:r>
-              <w:rPr>
-                <w:sz w:val="17"/>
-              </w:rPr>
-              <w:t>80</w:t>
-            </w:r>
-          </w:p>
-        </w:tc>
-      </w:tr>
-      <w:tr>
-        <w:tc>
-          <w:tcPr>
-            <w:tcW w:type="dxa" w:w="4320"/>
-          </w:tcPr>
-          <w:p>
-            <w:r>
-              <w:rPr>
-                <w:sz w:val="17"/>
-              </w:rPr>
-            </w:r>
-            <w:r>
-              <w:rPr>
-                <w:sz w:val="17"/>
-              </w:rPr>
-              <w:t>25 % (متفائل)</w:t>
-            </w:r>
-          </w:p>
-        </w:tc>
-        <w:tc>
-          <w:tcPr>
-            <w:tcW w:type="dxa" w:w="4320"/>
-          </w:tcPr>
-          <w:p>
-            <w:r>
-              <w:rPr>
-                <w:sz w:val="17"/>
-              </w:rPr>
-            </w:r>
-            <w:r>
-              <w:rPr>
-                <w:sz w:val="17"/>
-              </w:rPr>
-              <w:t>115</w:t>
-            </w:r>
-          </w:p>
-        </w:tc>
-      </w:tr>
-    </w:tbl>
-    <w:p/>
-    <w:p>
-      <w:pPr>
-        <w:pStyle w:val="Heading3"/>
-      </w:pPr>
-      <w:r>
-        <w:t>8.3. تجاه منحنى OpEx × موعد الإطلاق (5×3، جديد)</w:t>
-      </w:r>
-    </w:p>
-    <w:tbl>
-      <w:tblPr>
-        <w:tblStyle w:val="TableGrid"/>
-        <w:tblW w:type="auto" w:w="0"/>
-        <w:jc w:val="center"/>
-        <w:tblLook w:firstColumn="1" w:firstRow="1" w:lastColumn="0" w:lastRow="0" w:noHBand="0" w:noVBand="1" w:val="04A0"/>
-      </w:tblPr>
-      <w:tblGrid>
-        <w:gridCol w:w="1440"/>
-        <w:gridCol w:w="1440"/>
-        <w:gridCol w:w="1440"/>
-        <w:gridCol w:w="1440"/>
-        <w:gridCol w:w="1440"/>
-        <w:gridCol w:w="1440"/>
-      </w:tblGrid>
-      <w:tr>
-        <w:tc>
-          <w:tcPr>
-            <w:tcW w:type="dxa" w:w="1440"/>
-          </w:tcPr>
-          <w:p>
-            <w:r>
-              <w:rPr>
-                <w:b/>
-                <w:sz w:val="17"/>
-              </w:rPr>
-            </w:r>
-            <w:r>
-              <w:rPr>
-                <w:b/>
-                <w:sz w:val="17"/>
-              </w:rPr>
-              <w:t>موعد الإطلاق \ زيادة OpEx</w:t>
-            </w:r>
-          </w:p>
-        </w:tc>
-        <w:tc>
-          <w:tcPr>
-            <w:tcW w:type="dxa" w:w="1440"/>
-          </w:tcPr>
-          <w:p>
-            <w:r>
-              <w:rPr>
-                <w:b/>
-                <w:sz w:val="17"/>
-              </w:rPr>
-            </w:r>
-            <w:r>
-              <w:rPr>
-                <w:b/>
-                <w:sz w:val="17"/>
-              </w:rPr>
-              <w:t>−10 %</w:t>
-            </w:r>
-          </w:p>
-        </w:tc>
-        <w:tc>
-          <w:tcPr>
-            <w:tcW w:type="dxa" w:w="1440"/>
-          </w:tcPr>
-          <w:p>
-            <w:r>
-              <w:rPr>
-                <w:b/>
-                <w:sz w:val="17"/>
-              </w:rPr>
-            </w:r>
-            <w:r>
-              <w:rPr>
-                <w:b/>
-                <w:sz w:val="17"/>
-              </w:rPr>
-              <w:t>0 %</w:t>
-            </w:r>
-          </w:p>
-        </w:tc>
-        <w:tc>
-          <w:tcPr>
-            <w:tcW w:type="dxa" w:w="1440"/>
-          </w:tcPr>
-          <w:p>
-            <w:r>
-              <w:rPr>
-                <w:b/>
-                <w:sz w:val="17"/>
-              </w:rPr>
-            </w:r>
-            <w:r>
-              <w:rPr>
-                <w:b/>
-                <w:sz w:val="17"/>
-              </w:rPr>
-              <w:t>+10 %</w:t>
-            </w:r>
-          </w:p>
-        </w:tc>
-        <w:tc>
-          <w:tcPr>
-            <w:tcW w:type="dxa" w:w="1440"/>
-          </w:tcPr>
-          <w:p>
-            <w:r>
-              <w:rPr>
-                <w:b/>
-                <w:sz w:val="17"/>
-              </w:rPr>
-            </w:r>
-            <w:r>
-              <w:rPr>
-                <w:b/>
-                <w:sz w:val="17"/>
-              </w:rPr>
-              <w:t>+20 %</w:t>
-            </w:r>
-          </w:p>
-        </w:tc>
-        <w:tc>
-          <w:tcPr>
-            <w:tcW w:type="dxa" w:w="1440"/>
-          </w:tcPr>
-          <w:p>
-            <w:r>
-              <w:rPr>
-                <w:b/>
-                <w:sz w:val="17"/>
-              </w:rPr>
-            </w:r>
-            <w:r>
-              <w:rPr>
-                <w:b/>
-                <w:sz w:val="17"/>
-              </w:rPr>
-              <w:t>+30 %</w:t>
-            </w:r>
-          </w:p>
-        </w:tc>
-      </w:tr>
-      <w:tr>
-        <w:tc>
-          <w:tcPr>
-            <w:tcW w:type="dxa" w:w="1440"/>
-          </w:tcPr>
-          <w:p>
-            <w:r>
-              <w:rPr>
-                <w:sz w:val="17"/>
-              </w:rPr>
-            </w:r>
-            <w:r>
-              <w:rPr>
-                <w:b/>
-                <w:sz w:val="17"/>
-              </w:rPr>
-              <w:t>−6 أشهر</w:t>
-            </w:r>
-          </w:p>
-        </w:tc>
-        <w:tc>
-          <w:tcPr>
-            <w:tcW w:type="dxa" w:w="1440"/>
-          </w:tcPr>
-          <w:p>
-            <w:r>
-              <w:rPr>
-                <w:sz w:val="17"/>
-              </w:rPr>
-            </w:r>
-            <w:r>
-              <w:rPr>
-                <w:sz w:val="17"/>
-              </w:rPr>
-              <w:t>110</w:t>
-            </w:r>
-          </w:p>
-        </w:tc>
-        <w:tc>
-          <w:tcPr>
-            <w:tcW w:type="dxa" w:w="1440"/>
-          </w:tcPr>
-          <w:p>
-            <w:r>
-              <w:rPr>
-                <w:sz w:val="17"/>
-              </w:rPr>
-            </w:r>
-            <w:r>
-              <w:rPr>
-                <w:sz w:val="17"/>
-              </w:rPr>
-              <w:t>102</w:t>
-            </w:r>
-          </w:p>
-        </w:tc>
-        <w:tc>
-          <w:tcPr>
-            <w:tcW w:type="dxa" w:w="1440"/>
-          </w:tcPr>
-          <w:p>
-            <w:r>
-              <w:rPr>
-                <w:sz w:val="17"/>
-              </w:rPr>
-            </w:r>
-            <w:r>
-              <w:rPr>
-                <w:sz w:val="17"/>
-              </w:rPr>
-              <w:t>94</w:t>
-            </w:r>
-          </w:p>
-        </w:tc>
-        <w:tc>
-          <w:tcPr>
-            <w:tcW w:type="dxa" w:w="1440"/>
-          </w:tcPr>
-          <w:p>
-            <w:r>
-              <w:rPr>
-                <w:sz w:val="17"/>
-              </w:rPr>
-            </w:r>
-            <w:r>
-              <w:rPr>
-                <w:sz w:val="17"/>
-              </w:rPr>
-              <w:t>86</w:t>
-            </w:r>
-          </w:p>
-        </w:tc>
-        <w:tc>
-          <w:tcPr>
-            <w:tcW w:type="dxa" w:w="1440"/>
-          </w:tcPr>
-          <w:p>
-            <w:r>
-              <w:rPr>
-                <w:sz w:val="17"/>
-              </w:rPr>
-            </w:r>
-            <w:r>
-              <w:rPr>
-                <w:sz w:val="17"/>
-              </w:rPr>
-              <w:t>78</w:t>
-            </w:r>
-          </w:p>
-        </w:tc>
-      </w:tr>
-      <w:tr>
-        <w:tc>
-          <w:tcPr>
-            <w:tcW w:type="dxa" w:w="1440"/>
-          </w:tcPr>
-          <w:p>
-            <w:r>
-              <w:rPr>
-                <w:sz w:val="17"/>
-              </w:rPr>
-            </w:r>
-            <w:r>
-              <w:rPr>
-                <w:b/>
-                <w:sz w:val="17"/>
-              </w:rPr>
-              <w:t>0 (base)</w:t>
-            </w:r>
-          </w:p>
-        </w:tc>
-        <w:tc>
-          <w:tcPr>
-            <w:tcW w:type="dxa" w:w="1440"/>
-          </w:tcPr>
-          <w:p>
-            <w:r>
-              <w:rPr>
-                <w:sz w:val="17"/>
-              </w:rPr>
-            </w:r>
-            <w:r>
-              <w:rPr>
-                <w:sz w:val="17"/>
-              </w:rPr>
-              <w:t>95</w:t>
-            </w:r>
-          </w:p>
-        </w:tc>
-        <w:tc>
-          <w:tcPr>
-            <w:tcW w:type="dxa" w:w="1440"/>
-          </w:tcPr>
-          <w:p>
-            <w:r>
-              <w:rPr>
-                <w:sz w:val="17"/>
-              </w:rPr>
-            </w:r>
-            <w:r>
-              <w:rPr>
-                <w:sz w:val="17"/>
-              </w:rPr>
-              <w:t>88</w:t>
-            </w:r>
-          </w:p>
-        </w:tc>
-        <w:tc>
-          <w:tcPr>
-            <w:tcW w:type="dxa" w:w="1440"/>
-          </w:tcPr>
-          <w:p>
-            <w:r>
-              <w:rPr>
-                <w:sz w:val="17"/>
-              </w:rPr>
-            </w:r>
-            <w:r>
-              <w:rPr>
-                <w:sz w:val="17"/>
-              </w:rPr>
-              <w:t>80</w:t>
-            </w:r>
-          </w:p>
-        </w:tc>
-        <w:tc>
-          <w:tcPr>
-            <w:tcW w:type="dxa" w:w="1440"/>
-          </w:tcPr>
-          <w:p>
-            <w:r>
-              <w:rPr>
-                <w:sz w:val="17"/>
-              </w:rPr>
-            </w:r>
-            <w:r>
-              <w:rPr>
-                <w:sz w:val="17"/>
-              </w:rPr>
-              <w:t>72</w:t>
-            </w:r>
-          </w:p>
-        </w:tc>
-        <w:tc>
-          <w:tcPr>
-            <w:tcW w:type="dxa" w:w="1440"/>
-          </w:tcPr>
-          <w:p>
-            <w:r>
-              <w:rPr>
-                <w:sz w:val="17"/>
-              </w:rPr>
-            </w:r>
-            <w:r>
-              <w:rPr>
-                <w:sz w:val="17"/>
-              </w:rPr>
-              <w:t>64</w:t>
-            </w:r>
-          </w:p>
-        </w:tc>
-      </w:tr>
-      <w:tr>
-        <w:tc>
-          <w:tcPr>
-            <w:tcW w:type="dxa" w:w="1440"/>
-          </w:tcPr>
-          <w:p>
-            <w:r>
-              <w:rPr>
-                <w:sz w:val="17"/>
-              </w:rPr>
-            </w:r>
-            <w:r>
-              <w:rPr>
-                <w:b/>
-                <w:sz w:val="17"/>
-              </w:rPr>
-              <w:t>+6 أشهر</w:t>
-            </w:r>
-          </w:p>
-        </w:tc>
-        <w:tc>
-          <w:tcPr>
-            <w:tcW w:type="dxa" w:w="1440"/>
-          </w:tcPr>
-          <w:p>
-            <w:r>
-              <w:rPr>
-                <w:sz w:val="17"/>
-              </w:rPr>
-            </w:r>
-            <w:r>
-              <w:rPr>
-                <w:sz w:val="17"/>
-              </w:rPr>
-              <w:t>75</w:t>
-            </w:r>
-          </w:p>
-        </w:tc>
-        <w:tc>
-          <w:tcPr>
-            <w:tcW w:type="dxa" w:w="1440"/>
-          </w:tcPr>
-          <w:p>
-            <w:r>
-              <w:rPr>
-                <w:sz w:val="17"/>
-              </w:rPr>
-            </w:r>
-            <w:r>
-              <w:rPr>
-                <w:sz w:val="17"/>
-              </w:rPr>
-              <w:t>68</w:t>
-            </w:r>
-          </w:p>
-        </w:tc>
-        <w:tc>
-          <w:tcPr>
-            <w:tcW w:type="dxa" w:w="1440"/>
-          </w:tcPr>
-          <w:p>
-            <w:r>
-              <w:rPr>
-                <w:sz w:val="17"/>
-              </w:rPr>
-            </w:r>
-            <w:r>
-              <w:rPr>
-                <w:sz w:val="17"/>
-              </w:rPr>
-              <w:t>61</w:t>
-            </w:r>
-          </w:p>
-        </w:tc>
-        <w:tc>
-          <w:tcPr>
-            <w:tcW w:type="dxa" w:w="1440"/>
-          </w:tcPr>
-          <w:p>
-            <w:r>
-              <w:rPr>
-                <w:sz w:val="17"/>
-              </w:rPr>
-            </w:r>
-            <w:r>
-              <w:rPr>
-                <w:sz w:val="17"/>
-              </w:rPr>
-              <w:t>54</w:t>
-            </w:r>
-          </w:p>
-        </w:tc>
-        <w:tc>
-          <w:tcPr>
-            <w:tcW w:type="dxa" w:w="1440"/>
-          </w:tcPr>
-          <w:p>
-            <w:r>
-              <w:rPr>
-                <w:sz w:val="17"/>
-              </w:rPr>
-            </w:r>
-            <w:r>
-              <w:rPr>
-                <w:sz w:val="17"/>
-              </w:rPr>
-              <w:t>47</w:t>
+              <w:t>199</w:t>
             </w:r>
           </w:p>
         </w:tc>
@@ -7196,7 +7445,7 @@
         <w:pStyle w:val="Heading3"/>
       </w:pPr>
       <w:r>
-        <w:t>8.6. اختبار إجهاد السيولة</w:t>
+        <w:t>8.6. الوسادة النقدية</w:t>
       </w:r>
     </w:p>
     <w:p>
@@ -7204,7 +7453,16 @@
         <w:pStyle w:val="ListBullet"/>
       </w:pPr>
       <w:r>
-        <w:t>FCF تراكمي 2025–2026 = −2 080 مليون ₽.</w:t>
+        <w:t xml:space="preserve">ذروة الحاجة إلى التمويل </w:t>
+      </w:r>
+      <w:r>
+        <w:rPr>
+          <w:b/>
+        </w:rPr>
+        <w:t>1,701 مليون ₽</w:t>
+      </w:r>
+      <w:r>
+        <w:t xml:space="preserve"> (نهاية 2028).</w:t>
       </w:r>
     </w:p>
     <w:p>
@@ -7212,7 +7470,7 @@
         <w:pStyle w:val="ListBullet"/>
       </w:pPr>
       <w:r>
-        <w:t>جولة 1.8 مليار ₽ (25 مليون $) تغطيها بهامش 99 مليون ₽.</w:t>
+        <w:t>وتغطّيها الجولة الأولى البالغة 1,800 مليون ₽ (25 مليون $) بهامش 99 مليون ₽ — نحو 6 %.</w:t>
       </w:r>
     </w:p>
     <w:p>
@@ -7220,7 +7478,24 @@
         <w:pStyle w:val="ListBullet"/>
       </w:pPr>
       <w:r>
-        <w:t>تأخير التجربة +6 أشهر — فجوة إضافية 0.38 مليار ₽.</w:t>
+        <w:t xml:space="preserve">وإذا تأخّر الإطلاق سنةً ترتفع الحاجة إلى </w:t>
+      </w:r>
+      <w:r>
+        <w:rPr>
+          <w:b/>
+        </w:rPr>
+        <w:t>3,438 مليون ₽</w:t>
+      </w:r>
+      <w:r>
+        <w:t>: عندئذٍ لا يكفي الهامش وتلزم</w:t>
+      </w:r>
+    </w:p>
+    <w:p>
+      <w:pPr>
+        <w:jc w:val="both"/>
+      </w:pPr>
+      <w:r>
+        <w:t>شريحة ثانية.</w:t>
       </w:r>
     </w:p>
     <w:p>
@@ -7234,7 +7509,15 @@
         <w:t>الخلاصة:</w:t>
       </w:r>
       <w:r>
-        <w:t xml:space="preserve"> الجولة تغطي الحاجة المحسوبة، لكن الهامش ضئيل. وموعد الإطلاق هو أول ما ينبغي ضبطه.</w:t>
+        <w:t xml:space="preserve"> تغطّي الجولة الحاجة المحسوبة، لكن الهامش ضئيل. وموعد الإطلاق هو أول ما ينبغي</w:t>
+      </w:r>
+    </w:p>
+    <w:p>
+      <w:pPr>
+        <w:jc w:val="both"/>
+      </w:pPr>
+      <w:r>
+        <w:t>ضبطه، ويُستحسن تجهيز تمويل جسري مسبقًا لا بعد ظهور الفجوة.</w:t>
       </w:r>
     </w:p>
     <w:p>
